--- a/URUVS/Datasheets/URUV/09.2024/September_VideoAnalysis.docx
+++ b/URUVS/Datasheets/URUV/09.2024/September_VideoAnalysis.docx
@@ -1897,53 +1897,78 @@
             <w:pPr>
               <w:rPr>
                 <w:highlight w:val="green"/>
-              </w:rPr>
-            </w:pPr>
-            <w:r>
-              <w:rPr>
-                <w:highlight w:val="green"/>
+                <w:lang w:val="fr-FR"/>
+              </w:rPr>
+            </w:pPr>
+            <w:r>
+              <w:rPr>
+                <w:highlight w:val="green"/>
+                <w:lang w:val="fr-FR"/>
               </w:rPr>
               <w:t>-</w:t>
             </w:r>
             <w:r>
               <w:rPr>
                 <w:highlight w:val="green"/>
+                <w:lang w:val="fr-FR"/>
               </w:rPr>
               <w:t>1</w:t>
             </w:r>
             <w:r>
               <w:rPr>
                 <w:highlight w:val="green"/>
-              </w:rPr>
-              <w:t xml:space="preserve"> (00:0</w:t>
-            </w:r>
-            <w:r>
-              <w:rPr>
-                <w:highlight w:val="green"/>
-              </w:rPr>
-              <w:t>8:54</w:t>
-            </w:r>
-            <w:r>
-              <w:rPr>
-                <w:highlight w:val="green"/>
+                <w:lang w:val="fr-FR"/>
+              </w:rPr>
+              <w:t xml:space="preserve"> (</w:t>
+            </w:r>
+            <w:proofErr w:type="gramStart"/>
+            <w:r>
+              <w:rPr>
+                <w:highlight w:val="green"/>
+                <w:lang w:val="fr-FR"/>
+              </w:rPr>
+              <w:t>00:0</w:t>
+            </w:r>
+            <w:r>
+              <w:rPr>
+                <w:highlight w:val="green"/>
+                <w:lang w:val="fr-FR"/>
+              </w:rPr>
+              <w:t>8:</w:t>
+            </w:r>
+            <w:proofErr w:type="gramEnd"/>
+            <w:r>
+              <w:rPr>
+                <w:highlight w:val="green"/>
+                <w:lang w:val="fr-FR"/>
+              </w:rPr>
+              <w:t>54</w:t>
+            </w:r>
+            <w:r>
+              <w:rPr>
+                <w:highlight w:val="green"/>
+                <w:lang w:val="fr-FR"/>
               </w:rPr>
               <w:t>)</w:t>
             </w:r>
             <w:r>
               <w:rPr>
                 <w:highlight w:val="green"/>
+                <w:lang w:val="fr-FR"/>
               </w:rPr>
               <w:t xml:space="preserve"> (F</w:t>
             </w:r>
             <w:r>
               <w:rPr>
                 <w:highlight w:val="green"/>
+                <w:lang w:val="fr-FR"/>
               </w:rPr>
               <w:t>1</w:t>
             </w:r>
             <w:r>
               <w:rPr>
                 <w:highlight w:val="green"/>
+                <w:lang w:val="fr-FR"/>
               </w:rPr>
               <w:t>)</w:t>
             </w:r>
@@ -1952,23 +1977,43 @@
             <w:pPr>
               <w:rPr>
                 <w:highlight w:val="green"/>
-              </w:rPr>
-            </w:pPr>
-            <w:r>
-              <w:rPr>
-                <w:highlight w:val="green"/>
-              </w:rPr>
-              <w:t>-3 (00:11:47) (F</w:t>
-            </w:r>
-            <w:r>
-              <w:rPr>
-                <w:highlight w:val="green"/>
+                <w:lang w:val="fr-FR"/>
+              </w:rPr>
+            </w:pPr>
+            <w:r>
+              <w:rPr>
+                <w:highlight w:val="green"/>
+                <w:lang w:val="fr-FR"/>
+              </w:rPr>
+              <w:t>-3 (</w:t>
+            </w:r>
+            <w:proofErr w:type="gramStart"/>
+            <w:r>
+              <w:rPr>
+                <w:highlight w:val="green"/>
+                <w:lang w:val="fr-FR"/>
+              </w:rPr>
+              <w:t>00:11:</w:t>
+            </w:r>
+            <w:proofErr w:type="gramEnd"/>
+            <w:r>
+              <w:rPr>
+                <w:highlight w:val="green"/>
+                <w:lang w:val="fr-FR"/>
+              </w:rPr>
+              <w:t>47) (F</w:t>
+            </w:r>
+            <w:r>
+              <w:rPr>
+                <w:highlight w:val="green"/>
+                <w:lang w:val="fr-FR"/>
               </w:rPr>
               <w:t>2</w:t>
             </w:r>
             <w:r>
               <w:rPr>
                 <w:highlight w:val="green"/>
+                <w:lang w:val="fr-FR"/>
               </w:rPr>
               <w:t>)</w:t>
             </w:r>
@@ -1977,45 +2022,112 @@
             <w:pPr>
               <w:rPr>
                 <w:highlight w:val="green"/>
-              </w:rPr>
-            </w:pPr>
-          </w:p>
-          <w:p>
-            <w:pPr>
-              <w:rPr>
-                <w:highlight w:val="green"/>
-              </w:rPr>
-            </w:pPr>
-            <w:r>
-              <w:rPr>
-                <w:highlight w:val="green"/>
-              </w:rPr>
-              <w:t>Species: Buntal</w:t>
-            </w:r>
-          </w:p>
-          <w:p>
-            <w:pPr>
-              <w:rPr>
-                <w:highlight w:val="green"/>
-              </w:rPr>
-            </w:pPr>
-            <w:r>
-              <w:rPr>
-                <w:highlight w:val="green"/>
-              </w:rPr>
-              <w:t>T1: 00:13:57 (F1)</w:t>
-            </w:r>
-          </w:p>
-          <w:p>
-            <w:pPr>
-              <w:rPr>
-                <w:highlight w:val="green"/>
+                <w:lang w:val="fr-FR"/>
+              </w:rPr>
+            </w:pPr>
+          </w:p>
+          <w:p>
+            <w:pPr>
+              <w:rPr>
+                <w:highlight w:val="green"/>
+                <w:lang w:val="fr-FR"/>
               </w:rPr>
             </w:pPr>
             <w:proofErr w:type="spellStart"/>
-            <w:r>
-              <w:rPr>
-                <w:highlight w:val="green"/>
+            <w:proofErr w:type="gramStart"/>
+            <w:r>
+              <w:rPr>
+                <w:highlight w:val="green"/>
+                <w:lang w:val="fr-FR"/>
+              </w:rPr>
+              <w:t>Species</w:t>
+            </w:r>
+            <w:proofErr w:type="spellEnd"/>
+            <w:r>
+              <w:rPr>
+                <w:highlight w:val="green"/>
+                <w:lang w:val="fr-FR"/>
+              </w:rPr>
+              <w:t>:</w:t>
+            </w:r>
+            <w:proofErr w:type="gramEnd"/>
+            <w:r>
+              <w:rPr>
+                <w:highlight w:val="green"/>
+                <w:lang w:val="fr-FR"/>
+              </w:rPr>
+              <w:t xml:space="preserve"> </w:t>
+            </w:r>
+            <w:proofErr w:type="spellStart"/>
+            <w:r>
+              <w:rPr>
+                <w:highlight w:val="green"/>
+                <w:lang w:val="fr-FR"/>
+              </w:rPr>
+              <w:t>Buntal</w:t>
+            </w:r>
+            <w:proofErr w:type="spellEnd"/>
+          </w:p>
+          <w:p>
+            <w:pPr>
+              <w:rPr>
+                <w:highlight w:val="green"/>
+                <w:lang w:val="fr-FR"/>
+              </w:rPr>
+            </w:pPr>
+            <w:r>
+              <w:rPr>
+                <w:highlight w:val="green"/>
+                <w:lang w:val="fr-FR"/>
+              </w:rPr>
+              <w:t>T</w:t>
+            </w:r>
+            <w:proofErr w:type="gramStart"/>
+            <w:r>
+              <w:rPr>
+                <w:highlight w:val="green"/>
+                <w:lang w:val="fr-FR"/>
+              </w:rPr>
+              <w:t>1:</w:t>
+            </w:r>
+            <w:proofErr w:type="gramEnd"/>
+            <w:r>
+              <w:rPr>
+                <w:highlight w:val="green"/>
+                <w:lang w:val="fr-FR"/>
+              </w:rPr>
+              <w:t xml:space="preserve"> </w:t>
+            </w:r>
+            <w:proofErr w:type="gramStart"/>
+            <w:r>
+              <w:rPr>
+                <w:highlight w:val="green"/>
+                <w:lang w:val="fr-FR"/>
+              </w:rPr>
+              <w:t>00:13:</w:t>
+            </w:r>
+            <w:proofErr w:type="gramEnd"/>
+            <w:r>
+              <w:rPr>
+                <w:highlight w:val="green"/>
+                <w:lang w:val="fr-FR"/>
+              </w:rPr>
+              <w:t>57 (F1)</w:t>
+            </w:r>
+          </w:p>
+          <w:p>
+            <w:pPr>
+              <w:rPr>
+                <w:highlight w:val="green"/>
+                <w:lang w:val="fr-FR"/>
+              </w:rPr>
+            </w:pPr>
+            <w:proofErr w:type="spellStart"/>
+            <w:proofErr w:type="gramStart"/>
+            <w:r>
+              <w:rPr>
+                <w:highlight w:val="green"/>
+                <w:lang w:val="fr-FR"/>
               </w:rPr>
               <w:t>MaxN</w:t>
             </w:r>
@@ -2023,95 +2135,146 @@
             <w:r>
               <w:rPr>
                 <w:highlight w:val="green"/>
+                <w:lang w:val="fr-FR"/>
+              </w:rPr>
+              <w:t>:</w:t>
+            </w:r>
+            <w:proofErr w:type="gramEnd"/>
+            <w:r>
+              <w:rPr>
+                <w:highlight w:val="green"/>
+                <w:lang w:val="fr-FR"/>
+              </w:rPr>
+              <w:t xml:space="preserve"> 1 (F1)</w:t>
+            </w:r>
+          </w:p>
+          <w:p>
+            <w:pPr>
+              <w:rPr>
+                <w:highlight w:val="green"/>
+                <w:lang w:val="fr-FR"/>
+              </w:rPr>
+            </w:pPr>
+          </w:p>
+          <w:p>
+            <w:pPr>
+              <w:rPr>
+                <w:highlight w:val="green"/>
+                <w:lang w:val="fr-FR"/>
+              </w:rPr>
+            </w:pPr>
+            <w:r>
+              <w:rPr>
+                <w:highlight w:val="green"/>
+                <w:lang w:val="fr-FR"/>
+              </w:rPr>
+              <w:t>UNID</w:t>
+            </w:r>
+          </w:p>
+          <w:p>
+            <w:pPr>
+              <w:rPr>
+                <w:highlight w:val="green"/>
+                <w:lang w:val="fr-FR"/>
+              </w:rPr>
+            </w:pPr>
+            <w:r>
+              <w:rPr>
+                <w:highlight w:val="green"/>
+                <w:lang w:val="fr-FR"/>
+              </w:rPr>
+              <w:t>T</w:t>
+            </w:r>
+            <w:proofErr w:type="gramStart"/>
+            <w:r>
+              <w:rPr>
+                <w:highlight w:val="green"/>
+                <w:lang w:val="fr-FR"/>
+              </w:rPr>
+              <w:t>1:</w:t>
+            </w:r>
+            <w:proofErr w:type="gramEnd"/>
+            <w:r>
+              <w:rPr>
+                <w:highlight w:val="green"/>
+                <w:lang w:val="fr-FR"/>
+              </w:rPr>
+              <w:t xml:space="preserve"> </w:t>
+            </w:r>
+            <w:proofErr w:type="gramStart"/>
+            <w:r>
+              <w:rPr>
+                <w:highlight w:val="green"/>
+                <w:lang w:val="fr-FR"/>
+              </w:rPr>
+              <w:t>00:16:</w:t>
+            </w:r>
+            <w:proofErr w:type="gramEnd"/>
+            <w:r>
+              <w:rPr>
+                <w:highlight w:val="green"/>
+                <w:lang w:val="fr-FR"/>
+              </w:rPr>
+              <w:t>41 (F1)</w:t>
+            </w:r>
+          </w:p>
+          <w:p>
+            <w:proofErr w:type="spellStart"/>
+            <w:r>
+              <w:rPr>
+                <w:highlight w:val="green"/>
+              </w:rPr>
+              <w:t>MaxN</w:t>
+            </w:r>
+            <w:proofErr w:type="spellEnd"/>
+            <w:r>
+              <w:rPr>
+                <w:highlight w:val="green"/>
               </w:rPr>
               <w:t>: 1 (F1)</w:t>
             </w:r>
           </w:p>
-          <w:p>
-            <w:pPr>
-              <w:rPr>
-                <w:highlight w:val="green"/>
-              </w:rPr>
-            </w:pPr>
-          </w:p>
-          <w:p>
-            <w:r>
-              <w:t>Species</w:t>
-            </w:r>
-            <w:proofErr w:type="gramStart"/>
-            <w:r>
-              <w:t>: ?</w:t>
-            </w:r>
-            <w:r>
-              <w:t>??</w:t>
-            </w:r>
-            <w:proofErr w:type="gramEnd"/>
-            <w:r>
-              <w:t xml:space="preserve"> (</w:t>
-            </w:r>
-            <w:r>
-              <w:t>Swims across top of screen at time listed; n</w:t>
-            </w:r>
-            <w:r>
-              <w:t>ot sure if a new fish or one that is already listed in the species guide)</w:t>
-            </w:r>
-          </w:p>
-          <w:p>
-            <w:r>
-              <w:t>T1: 00:16:41 (F1)</w:t>
-            </w:r>
-          </w:p>
-          <w:p>
+          <w:p/>
+          <w:p>
+            <w:pPr>
+              <w:rPr>
+                <w:highlight w:val="green"/>
+              </w:rPr>
+            </w:pPr>
+            <w:r>
+              <w:rPr>
+                <w:highlight w:val="green"/>
+              </w:rPr>
+              <w:t>Species: Fish F</w:t>
+            </w:r>
+          </w:p>
+          <w:p>
+            <w:pPr>
+              <w:rPr>
+                <w:highlight w:val="green"/>
+              </w:rPr>
+            </w:pPr>
+            <w:r>
+              <w:rPr>
+                <w:highlight w:val="green"/>
+              </w:rPr>
+              <w:t>T1: 00:01:17 (F2)</w:t>
+            </w:r>
+            <w:r>
+              <w:rPr>
+                <w:highlight w:val="green"/>
+              </w:rPr>
+              <w:br/>
+            </w:r>
             <w:proofErr w:type="spellStart"/>
             <w:r>
+              <w:rPr>
+                <w:highlight w:val="green"/>
+              </w:rPr>
               <w:t>MaxN</w:t>
             </w:r>
             <w:proofErr w:type="spellEnd"/>
             <w:r>
-              <w:t>: 1 (F1)</w:t>
-            </w:r>
-          </w:p>
-          <w:p/>
-          <w:p>
-            <w:pPr>
-              <w:rPr>
-                <w:highlight w:val="green"/>
-              </w:rPr>
-            </w:pPr>
-            <w:r>
-              <w:rPr>
-                <w:highlight w:val="green"/>
-              </w:rPr>
-              <w:t>Species: Fish F</w:t>
-            </w:r>
-          </w:p>
-          <w:p>
-            <w:pPr>
-              <w:rPr>
-                <w:highlight w:val="green"/>
-              </w:rPr>
-            </w:pPr>
-            <w:r>
-              <w:rPr>
-                <w:highlight w:val="green"/>
-              </w:rPr>
-              <w:t>T1: 00:01:17 (F2)</w:t>
-            </w:r>
-            <w:r>
-              <w:rPr>
-                <w:highlight w:val="green"/>
-              </w:rPr>
-              <w:br/>
-            </w:r>
-            <w:proofErr w:type="spellStart"/>
-            <w:r>
-              <w:rPr>
-                <w:highlight w:val="green"/>
-              </w:rPr>
-              <w:t>MaxN</w:t>
-            </w:r>
-            <w:proofErr w:type="spellEnd"/>
-            <w:r>
               <w:rPr>
                 <w:highlight w:val="green"/>
               </w:rPr>
@@ -2159,7 +2322,6 @@
               <w:rPr>
                 <w:highlight w:val="green"/>
               </w:rPr>
-              <w:lastRenderedPageBreak/>
               <w:t>-19? (00:05:23) (F3)</w:t>
             </w:r>
             <w:r>
@@ -2933,21 +3095,7 @@
               <w:rPr>
                 <w:highlight w:val="green"/>
               </w:rPr>
-              <w:t xml:space="preserve"> (F1</w:t>
-            </w:r>
-            <w:proofErr w:type="gramStart"/>
-            <w:r>
-              <w:rPr>
-                <w:highlight w:val="green"/>
-              </w:rPr>
-              <w:t>);</w:t>
-            </w:r>
-            <w:proofErr w:type="gramEnd"/>
-            <w:r>
-              <w:rPr>
-                <w:highlight w:val="green"/>
-              </w:rPr>
-              <w:t xml:space="preserve"> </w:t>
+              <w:t xml:space="preserve"> (F1); </w:t>
             </w:r>
           </w:p>
           <w:p>
